--- a/backend/exports/yandaojie/deliverables/teacher_audit_protocol.docx
+++ b/backend/exports/yandaojie/deliverables/teacher_audit_protocol.docx
@@ -679,9 +679,9 @@
         </w:tblBorders>
       </w:tblPr>
       <w:tblGrid>
-        <w:gridCol w:w="1500"/>
-        <w:gridCol w:w="4100"/>
-        <w:gridCol w:w="3760"/>
+        <w:gridCol w:w="1700"/>
+        <w:gridCol w:w="4000"/>
+        <w:gridCol w:w="3660"/>
       </w:tblGrid>
       <w:tr>
         <w:trPr>
@@ -689,7 +689,7 @@
         </w:trPr>
         <w:tc>
           <w:tcPr>
-            <w:tcW w:type="dxa" w:w="1500"/>
+            <w:tcW w:type="dxa" w:w="1700"/>
             <w:tcBorders>
               <w:top w:val="single" w:color="BFBFBF" w:sz="4"/>
               <w:left w:val="single" w:color="BFBFBF" w:sz="4"/>
@@ -716,13 +716,13 @@
                 <w:sz w:val="19"/>
                 <w:szCs w:val="19"/>
               </w:rPr>
-              <w:t xml:space="preserve">步骤</w:t>
-            </w:r>
-          </w:p>
-        </w:tc>
-        <w:tc>
-          <w:tcPr>
-            <w:tcW w:type="dxa" w:w="4100"/>
+              <w:t xml:space="preserve">阶段</w:t>
+            </w:r>
+          </w:p>
+        </w:tc>
+        <w:tc>
+          <w:tcPr>
+            <w:tcW w:type="dxa" w:w="4000"/>
             <w:tcBorders>
               <w:top w:val="single" w:color="BFBFBF" w:sz="4"/>
               <w:left w:val="single" w:color="BFBFBF" w:sz="4"/>
@@ -755,7 +755,7 @@
         </w:tc>
         <w:tc>
           <w:tcPr>
-            <w:tcW w:type="dxa" w:w="3760"/>
+            <w:tcW w:type="dxa" w:w="3660"/>
             <w:tcBorders>
               <w:top w:val="single" w:color="BFBFBF" w:sz="4"/>
               <w:left w:val="single" w:color="BFBFBF" w:sz="4"/>
@@ -790,69 +790,69 @@
       <w:tr>
         <w:tc>
           <w:tcPr>
-            <w:tcW w:type="dxa" w:w="1500"/>
-            <w:tcBorders>
-              <w:top w:val="single" w:color="BFBFBF" w:sz="4"/>
-              <w:left w:val="single" w:color="BFBFBF" w:sz="4"/>
-              <w:bottom w:val="single" w:color="BFBFBF" w:sz="4"/>
-              <w:right w:val="single" w:color="BFBFBF" w:sz="4"/>
-            </w:tcBorders>
-            <w:tcMar>
-              <w:top w:type="dxa" w:w="60"/>
-              <w:left w:type="dxa" w:w="110"/>
-              <w:bottom w:type="dxa" w:w="60"/>
-              <w:right w:type="dxa" w:w="110"/>
-            </w:tcMar>
-          </w:tcPr>
-          <w:p>
-            <w:pPr>
-              <w:spacing w:after="0"/>
-            </w:pPr>
-            <w:r>
-              <w:rPr>
-                <w:b w:val="false"/>
-                <w:bCs w:val="false"/>
-                <w:sz w:val="19"/>
-                <w:szCs w:val="19"/>
-              </w:rPr>
-              <w:t xml:space="preserve">步骤 0　情境</w:t>
-            </w:r>
-          </w:p>
-        </w:tc>
-        <w:tc>
-          <w:tcPr>
-            <w:tcW w:type="dxa" w:w="4100"/>
-            <w:tcBorders>
-              <w:top w:val="single" w:color="BFBFBF" w:sz="4"/>
-              <w:left w:val="single" w:color="BFBFBF" w:sz="4"/>
-              <w:bottom w:val="single" w:color="BFBFBF" w:sz="4"/>
-              <w:right w:val="single" w:color="BFBFBF" w:sz="4"/>
-            </w:tcBorders>
-            <w:tcMar>
-              <w:top w:type="dxa" w:w="60"/>
-              <w:left w:type="dxa" w:w="110"/>
-              <w:bottom w:type="dxa" w:w="60"/>
-              <w:right w:type="dxa" w:w="110"/>
-            </w:tcMar>
-          </w:tcPr>
-          <w:p>
-            <w:pPr>
-              <w:spacing w:after="0"/>
-            </w:pPr>
-            <w:r>
-              <w:rPr>
-                <w:b w:val="false"/>
-                <w:bCs w:val="false"/>
-                <w:sz w:val="19"/>
-                <w:szCs w:val="19"/>
-              </w:rPr>
-              <w:t xml:space="preserve">学科 / 课题 / 本课学习目标 / 学生反思（第 2 轮起含上一轮问答）</w:t>
-            </w:r>
-          </w:p>
-        </w:tc>
-        <w:tc>
-          <w:tcPr>
-            <w:tcW w:type="dxa" w:w="3760"/>
+            <w:tcW w:type="dxa" w:w="1700"/>
+            <w:tcBorders>
+              <w:top w:val="single" w:color="BFBFBF" w:sz="4"/>
+              <w:left w:val="single" w:color="BFBFBF" w:sz="4"/>
+              <w:bottom w:val="single" w:color="BFBFBF" w:sz="4"/>
+              <w:right w:val="single" w:color="BFBFBF" w:sz="4"/>
+            </w:tcBorders>
+            <w:tcMar>
+              <w:top w:type="dxa" w:w="60"/>
+              <w:left w:type="dxa" w:w="110"/>
+              <w:bottom w:type="dxa" w:w="60"/>
+              <w:right w:type="dxa" w:w="110"/>
+            </w:tcMar>
+          </w:tcPr>
+          <w:p>
+            <w:pPr>
+              <w:spacing w:after="0"/>
+            </w:pPr>
+            <w:r>
+              <w:rPr>
+                <w:b w:val="false"/>
+                <w:bCs w:val="false"/>
+                <w:sz w:val="19"/>
+                <w:szCs w:val="19"/>
+              </w:rPr>
+              <w:t xml:space="preserve">情境</w:t>
+            </w:r>
+          </w:p>
+        </w:tc>
+        <w:tc>
+          <w:tcPr>
+            <w:tcW w:type="dxa" w:w="4000"/>
+            <w:tcBorders>
+              <w:top w:val="single" w:color="BFBFBF" w:sz="4"/>
+              <w:left w:val="single" w:color="BFBFBF" w:sz="4"/>
+              <w:bottom w:val="single" w:color="BFBFBF" w:sz="4"/>
+              <w:right w:val="single" w:color="BFBFBF" w:sz="4"/>
+            </w:tcBorders>
+            <w:tcMar>
+              <w:top w:type="dxa" w:w="60"/>
+              <w:left w:type="dxa" w:w="110"/>
+              <w:bottom w:type="dxa" w:w="60"/>
+              <w:right w:type="dxa" w:w="110"/>
+            </w:tcMar>
+          </w:tcPr>
+          <w:p>
+            <w:pPr>
+              <w:spacing w:after="0"/>
+            </w:pPr>
+            <w:r>
+              <w:rPr>
+                <w:b w:val="false"/>
+                <w:bCs w:val="false"/>
+                <w:sz w:val="19"/>
+                <w:szCs w:val="19"/>
+              </w:rPr>
+              <w:t xml:space="preserve">学科 / 课题 / 学习目标 / 学生反思（第 2 轮起含上一轮问答）</w:t>
+            </w:r>
+          </w:p>
+        </w:tc>
+        <w:tc>
+          <w:tcPr>
+            <w:tcW w:type="dxa" w:w="3660"/>
             <w:tcBorders>
               <w:top w:val="single" w:color="BFBFBF" w:sz="4"/>
               <w:left w:val="single" w:color="BFBFBF" w:sz="4"/>
@@ -885,94 +885,94 @@
       <w:tr>
         <w:tc>
           <w:tcPr>
-            <w:tcW w:type="dxa" w:w="1500"/>
-            <w:tcBorders>
-              <w:top w:val="single" w:color="BFBFBF" w:sz="4"/>
-              <w:left w:val="single" w:color="BFBFBF" w:sz="4"/>
-              <w:bottom w:val="single" w:color="BFBFBF" w:sz="4"/>
-              <w:right w:val="single" w:color="BFBFBF" w:sz="4"/>
-            </w:tcBorders>
-            <w:tcMar>
-              <w:top w:type="dxa" w:w="60"/>
-              <w:left w:type="dxa" w:w="110"/>
-              <w:bottom w:type="dxa" w:w="60"/>
-              <w:right w:type="dxa" w:w="110"/>
-            </w:tcMar>
-          </w:tcPr>
-          <w:p>
-            <w:pPr>
-              <w:spacing w:after="0"/>
-            </w:pPr>
-            <w:r>
-              <w:rPr>
-                <w:b w:val="false"/>
-                <w:bCs w:val="false"/>
-                <w:sz w:val="19"/>
-                <w:szCs w:val="19"/>
-              </w:rPr>
-              <w:t xml:space="preserve">步骤 1　盲诊</w:t>
-            </w:r>
-          </w:p>
-        </w:tc>
-        <w:tc>
-          <w:tcPr>
-            <w:tcW w:type="dxa" w:w="4100"/>
-            <w:tcBorders>
-              <w:top w:val="single" w:color="BFBFBF" w:sz="4"/>
-              <w:left w:val="single" w:color="BFBFBF" w:sz="4"/>
-              <w:bottom w:val="single" w:color="BFBFBF" w:sz="4"/>
-              <w:right w:val="single" w:color="BFBFBF" w:sz="4"/>
-            </w:tcBorders>
-            <w:tcMar>
-              <w:top w:type="dxa" w:w="60"/>
-              <w:left w:type="dxa" w:w="110"/>
-              <w:bottom w:type="dxa" w:w="60"/>
-              <w:right w:type="dxa" w:w="110"/>
-            </w:tcMar>
-          </w:tcPr>
-          <w:p>
-            <w:pPr>
-              <w:spacing w:after="0"/>
-            </w:pPr>
-            <w:r>
-              <w:rPr>
-                <w:b w:val="false"/>
-                <w:bCs w:val="false"/>
-                <w:sz w:val="19"/>
-                <w:szCs w:val="19"/>
-              </w:rPr>
-              <w:t xml:space="preserve">（此时还看不到 AI）</w:t>
-            </w:r>
-          </w:p>
-        </w:tc>
-        <w:tc>
-          <w:tcPr>
-            <w:tcW w:type="dxa" w:w="3760"/>
-            <w:tcBorders>
-              <w:top w:val="single" w:color="BFBFBF" w:sz="4"/>
-              <w:left w:val="single" w:color="BFBFBF" w:sz="4"/>
-              <w:bottom w:val="single" w:color="BFBFBF" w:sz="4"/>
-              <w:right w:val="single" w:color="BFBFBF" w:sz="4"/>
-            </w:tcBorders>
-            <w:tcMar>
-              <w:top w:type="dxa" w:w="60"/>
-              <w:left w:type="dxa" w:w="110"/>
-              <w:bottom w:type="dxa" w:w="60"/>
-              <w:right w:type="dxa" w:w="110"/>
-            </w:tcMar>
-          </w:tcPr>
-          <w:p>
-            <w:pPr>
-              <w:spacing w:after="0"/>
-            </w:pPr>
-            <w:r>
-              <w:rPr>
-                <w:b w:val="false"/>
-                <w:bCs w:val="false"/>
-                <w:sz w:val="19"/>
-                <w:szCs w:val="19"/>
-              </w:rPr>
-              <w:t xml:space="preserve">写出您自己的逐目标诊断 ＋ 您会怎么追问</w:t>
+            <w:tcW w:type="dxa" w:w="1700"/>
+            <w:tcBorders>
+              <w:top w:val="single" w:color="BFBFBF" w:sz="4"/>
+              <w:left w:val="single" w:color="BFBFBF" w:sz="4"/>
+              <w:bottom w:val="single" w:color="BFBFBF" w:sz="4"/>
+              <w:right w:val="single" w:color="BFBFBF" w:sz="4"/>
+            </w:tcBorders>
+            <w:tcMar>
+              <w:top w:type="dxa" w:w="60"/>
+              <w:left w:type="dxa" w:w="110"/>
+              <w:bottom w:type="dxa" w:w="60"/>
+              <w:right w:type="dxa" w:w="110"/>
+            </w:tcMar>
+          </w:tcPr>
+          <w:p>
+            <w:pPr>
+              <w:spacing w:after="0"/>
+            </w:pPr>
+            <w:r>
+              <w:rPr>
+                <w:b/>
+                <w:bCs/>
+                <w:sz w:val="19"/>
+                <w:szCs w:val="19"/>
+              </w:rPr>
+              <w:t xml:space="preserve">P1 盲评</w:t>
+            </w:r>
+          </w:p>
+        </w:tc>
+        <w:tc>
+          <w:tcPr>
+            <w:tcW w:type="dxa" w:w="4000"/>
+            <w:tcBorders>
+              <w:top w:val="single" w:color="BFBFBF" w:sz="4"/>
+              <w:left w:val="single" w:color="BFBFBF" w:sz="4"/>
+              <w:bottom w:val="single" w:color="BFBFBF" w:sz="4"/>
+              <w:right w:val="single" w:color="BFBFBF" w:sz="4"/>
+            </w:tcBorders>
+            <w:tcMar>
+              <w:top w:type="dxa" w:w="60"/>
+              <w:left w:type="dxa" w:w="110"/>
+              <w:bottom w:type="dxa" w:w="60"/>
+              <w:right w:type="dxa" w:w="110"/>
+            </w:tcMar>
+          </w:tcPr>
+          <w:p>
+            <w:pPr>
+              <w:spacing w:after="0"/>
+            </w:pPr>
+            <w:r>
+              <w:rPr>
+                <w:b w:val="false"/>
+                <w:bCs w:val="false"/>
+                <w:sz w:val="19"/>
+                <w:szCs w:val="19"/>
+              </w:rPr>
+              <w:t xml:space="preserve">（此时看不到 AI）</w:t>
+            </w:r>
+          </w:p>
+        </w:tc>
+        <w:tc>
+          <w:tcPr>
+            <w:tcW w:type="dxa" w:w="3660"/>
+            <w:tcBorders>
+              <w:top w:val="single" w:color="BFBFBF" w:sz="4"/>
+              <w:left w:val="single" w:color="BFBFBF" w:sz="4"/>
+              <w:bottom w:val="single" w:color="BFBFBF" w:sz="4"/>
+              <w:right w:val="single" w:color="BFBFBF" w:sz="4"/>
+            </w:tcBorders>
+            <w:tcMar>
+              <w:top w:type="dxa" w:w="60"/>
+              <w:left w:type="dxa" w:w="110"/>
+              <w:bottom w:type="dxa" w:w="60"/>
+              <w:right w:type="dxa" w:w="110"/>
+            </w:tcMar>
+          </w:tcPr>
+          <w:p>
+            <w:pPr>
+              <w:spacing w:after="0"/>
+            </w:pPr>
+            <w:r>
+              <w:rPr>
+                <w:b w:val="false"/>
+                <w:bCs w:val="false"/>
+                <w:sz w:val="19"/>
+                <w:szCs w:val="19"/>
+              </w:rPr>
+              <w:t xml:space="preserve">自己的逐目标掌握度 ＋ 我会怎么问 ＋ 信心</w:t>
             </w:r>
           </w:p>
         </w:tc>
@@ -980,94 +980,94 @@
       <w:tr>
         <w:tc>
           <w:tcPr>
-            <w:tcW w:type="dxa" w:w="1500"/>
-            <w:tcBorders>
-              <w:top w:val="single" w:color="BFBFBF" w:sz="4"/>
-              <w:left w:val="single" w:color="BFBFBF" w:sz="4"/>
-              <w:bottom w:val="single" w:color="BFBFBF" w:sz="4"/>
-              <w:right w:val="single" w:color="BFBFBF" w:sz="4"/>
-            </w:tcBorders>
-            <w:tcMar>
-              <w:top w:type="dxa" w:w="60"/>
-              <w:left w:type="dxa" w:w="110"/>
-              <w:bottom w:type="dxa" w:w="60"/>
-              <w:right w:type="dxa" w:w="110"/>
-            </w:tcMar>
-          </w:tcPr>
-          <w:p>
-            <w:pPr>
-              <w:spacing w:after="0"/>
-            </w:pPr>
-            <w:r>
-              <w:rPr>
-                <w:b w:val="false"/>
-                <w:bCs w:val="false"/>
-                <w:sz w:val="19"/>
-                <w:szCs w:val="19"/>
-              </w:rPr>
-              <w:t xml:space="preserve">步骤 2　评诊断</w:t>
-            </w:r>
-          </w:p>
-        </w:tc>
-        <w:tc>
-          <w:tcPr>
-            <w:tcW w:type="dxa" w:w="4100"/>
-            <w:tcBorders>
-              <w:top w:val="single" w:color="BFBFBF" w:sz="4"/>
-              <w:left w:val="single" w:color="BFBFBF" w:sz="4"/>
-              <w:bottom w:val="single" w:color="BFBFBF" w:sz="4"/>
-              <w:right w:val="single" w:color="BFBFBF" w:sz="4"/>
-            </w:tcBorders>
-            <w:tcMar>
-              <w:top w:type="dxa" w:w="60"/>
-              <w:left w:type="dxa" w:w="110"/>
-              <w:bottom w:type="dxa" w:w="60"/>
-              <w:right w:type="dxa" w:w="110"/>
-            </w:tcMar>
-          </w:tcPr>
-          <w:p>
-            <w:pPr>
-              <w:spacing w:after="0"/>
-            </w:pPr>
-            <w:r>
-              <w:rPr>
-                <w:b w:val="false"/>
-                <w:bCs w:val="false"/>
-                <w:sz w:val="19"/>
-                <w:szCs w:val="19"/>
-              </w:rPr>
-              <w:t xml:space="preserve">AI 的“已掌握 / 未掌握”判断</w:t>
-            </w:r>
-          </w:p>
-        </w:tc>
-        <w:tc>
-          <w:tcPr>
-            <w:tcW w:type="dxa" w:w="3760"/>
-            <w:tcBorders>
-              <w:top w:val="single" w:color="BFBFBF" w:sz="4"/>
-              <w:left w:val="single" w:color="BFBFBF" w:sz="4"/>
-              <w:bottom w:val="single" w:color="BFBFBF" w:sz="4"/>
-              <w:right w:val="single" w:color="BFBFBF" w:sz="4"/>
-            </w:tcBorders>
-            <w:tcMar>
-              <w:top w:type="dxa" w:w="60"/>
-              <w:left w:type="dxa" w:w="110"/>
-              <w:bottom w:type="dxa" w:w="60"/>
-              <w:right w:type="dxa" w:w="110"/>
-            </w:tcMar>
-          </w:tcPr>
-          <w:p>
-            <w:pPr>
-              <w:spacing w:after="0"/>
-            </w:pPr>
-            <w:r>
-              <w:rPr>
-                <w:b w:val="false"/>
-                <w:bCs w:val="false"/>
-                <w:sz w:val="19"/>
-                <w:szCs w:val="19"/>
-              </w:rPr>
-              <w:t xml:space="preserve">逐条标“有据/臆造” ＋ 一致性 ＋ 有用性</w:t>
+            <w:tcW w:type="dxa" w:w="1700"/>
+            <w:tcBorders>
+              <w:top w:val="single" w:color="BFBFBF" w:sz="4"/>
+              <w:left w:val="single" w:color="BFBFBF" w:sz="4"/>
+              <w:bottom w:val="single" w:color="BFBFBF" w:sz="4"/>
+              <w:right w:val="single" w:color="BFBFBF" w:sz="4"/>
+            </w:tcBorders>
+            <w:tcMar>
+              <w:top w:type="dxa" w:w="60"/>
+              <w:left w:type="dxa" w:w="110"/>
+              <w:bottom w:type="dxa" w:w="60"/>
+              <w:right w:type="dxa" w:w="110"/>
+            </w:tcMar>
+          </w:tcPr>
+          <w:p>
+            <w:pPr>
+              <w:spacing w:after="0"/>
+            </w:pPr>
+            <w:r>
+              <w:rPr>
+                <w:b/>
+                <w:bCs/>
+                <w:sz w:val="19"/>
+                <w:szCs w:val="19"/>
+              </w:rPr>
+              <w:t xml:space="preserve">P2a 看结论后</w:t>
+            </w:r>
+          </w:p>
+        </w:tc>
+        <w:tc>
+          <w:tcPr>
+            <w:tcW w:type="dxa" w:w="4000"/>
+            <w:tcBorders>
+              <w:top w:val="single" w:color="BFBFBF" w:sz="4"/>
+              <w:left w:val="single" w:color="BFBFBF" w:sz="4"/>
+              <w:bottom w:val="single" w:color="BFBFBF" w:sz="4"/>
+              <w:right w:val="single" w:color="BFBFBF" w:sz="4"/>
+            </w:tcBorders>
+            <w:tcMar>
+              <w:top w:type="dxa" w:w="60"/>
+              <w:left w:type="dxa" w:w="110"/>
+              <w:bottom w:type="dxa" w:w="60"/>
+              <w:right w:type="dxa" w:w="110"/>
+            </w:tcMar>
+          </w:tcPr>
+          <w:p>
+            <w:pPr>
+              <w:spacing w:after="0"/>
+            </w:pPr>
+            <w:r>
+              <w:rPr>
+                <w:b w:val="false"/>
+                <w:bCs w:val="false"/>
+                <w:sz w:val="19"/>
+                <w:szCs w:val="19"/>
+              </w:rPr>
+              <w:t xml:space="preserve">AI 的诊断【结论】（已掌握/未掌握）</w:t>
+            </w:r>
+          </w:p>
+        </w:tc>
+        <w:tc>
+          <w:tcPr>
+            <w:tcW w:type="dxa" w:w="3660"/>
+            <w:tcBorders>
+              <w:top w:val="single" w:color="BFBFBF" w:sz="4"/>
+              <w:left w:val="single" w:color="BFBFBF" w:sz="4"/>
+              <w:bottom w:val="single" w:color="BFBFBF" w:sz="4"/>
+              <w:right w:val="single" w:color="BFBFBF" w:sz="4"/>
+            </w:tcBorders>
+            <w:tcMar>
+              <w:top w:type="dxa" w:w="60"/>
+              <w:left w:type="dxa" w:w="110"/>
+              <w:bottom w:type="dxa" w:w="60"/>
+              <w:right w:type="dxa" w:w="110"/>
+            </w:tcMar>
+          </w:tcPr>
+          <w:p>
+            <w:pPr>
+              <w:spacing w:after="0"/>
+            </w:pPr>
+            <w:r>
+              <w:rPr>
+                <w:b w:val="false"/>
+                <w:bCs w:val="false"/>
+                <w:sz w:val="19"/>
+                <w:szCs w:val="19"/>
+              </w:rPr>
+              <w:t xml:space="preserve">据此【重新】给出自己的掌握度 ＋ 信心</w:t>
             </w:r>
           </w:p>
         </w:tc>
@@ -1075,94 +1075,94 @@
       <w:tr>
         <w:tc>
           <w:tcPr>
-            <w:tcW w:type="dxa" w:w="1500"/>
-            <w:tcBorders>
-              <w:top w:val="single" w:color="BFBFBF" w:sz="4"/>
-              <w:left w:val="single" w:color="BFBFBF" w:sz="4"/>
-              <w:bottom w:val="single" w:color="BFBFBF" w:sz="4"/>
-              <w:right w:val="single" w:color="BFBFBF" w:sz="4"/>
-            </w:tcBorders>
-            <w:tcMar>
-              <w:top w:type="dxa" w:w="60"/>
-              <w:left w:type="dxa" w:w="110"/>
-              <w:bottom w:type="dxa" w:w="60"/>
-              <w:right w:type="dxa" w:w="110"/>
-            </w:tcMar>
-          </w:tcPr>
-          <w:p>
-            <w:pPr>
-              <w:spacing w:after="0"/>
-            </w:pPr>
-            <w:r>
-              <w:rPr>
-                <w:b w:val="false"/>
-                <w:bCs w:val="false"/>
-                <w:sz w:val="19"/>
-                <w:szCs w:val="19"/>
-              </w:rPr>
-              <w:t xml:space="preserve">步骤 3　评追问</w:t>
-            </w:r>
-          </w:p>
-        </w:tc>
-        <w:tc>
-          <w:tcPr>
-            <w:tcW w:type="dxa" w:w="4100"/>
-            <w:tcBorders>
-              <w:top w:val="single" w:color="BFBFBF" w:sz="4"/>
-              <w:left w:val="single" w:color="BFBFBF" w:sz="4"/>
-              <w:bottom w:val="single" w:color="BFBFBF" w:sz="4"/>
-              <w:right w:val="single" w:color="BFBFBF" w:sz="4"/>
-            </w:tcBorders>
-            <w:tcMar>
-              <w:top w:type="dxa" w:w="60"/>
-              <w:left w:type="dxa" w:w="110"/>
-              <w:bottom w:type="dxa" w:w="60"/>
-              <w:right w:type="dxa" w:w="110"/>
-            </w:tcMar>
-          </w:tcPr>
-          <w:p>
-            <w:pPr>
-              <w:spacing w:after="0"/>
-            </w:pPr>
-            <w:r>
-              <w:rPr>
-                <w:b w:val="false"/>
-                <w:bCs w:val="false"/>
-                <w:sz w:val="19"/>
-                <w:szCs w:val="19"/>
-              </w:rPr>
-              <w:t xml:space="preserve">AI 生成的追问</w:t>
-            </w:r>
-          </w:p>
-        </w:tc>
-        <w:tc>
-          <w:tcPr>
-            <w:tcW w:type="dxa" w:w="3760"/>
-            <w:tcBorders>
-              <w:top w:val="single" w:color="BFBFBF" w:sz="4"/>
-              <w:left w:val="single" w:color="BFBFBF" w:sz="4"/>
-              <w:bottom w:val="single" w:color="BFBFBF" w:sz="4"/>
-              <w:right w:val="single" w:color="BFBFBF" w:sz="4"/>
-            </w:tcBorders>
-            <w:tcMar>
-              <w:top w:type="dxa" w:w="60"/>
-              <w:left w:type="dxa" w:w="110"/>
-              <w:bottom w:type="dxa" w:w="60"/>
-              <w:right w:type="dxa" w:w="110"/>
-            </w:tcMar>
-          </w:tcPr>
-          <w:p>
-            <w:pPr>
-              <w:spacing w:after="0"/>
-            </w:pPr>
-            <w:r>
-              <w:rPr>
-                <w:b w:val="false"/>
-                <w:bCs w:val="false"/>
-                <w:sz w:val="19"/>
-                <w:szCs w:val="19"/>
-              </w:rPr>
-              <w:t xml:space="preserve">相关性 / 是否对准薄弱点 / 引出力 / 适切 / 是否会用</w:t>
+            <w:tcW w:type="dxa" w:w="1700"/>
+            <w:tcBorders>
+              <w:top w:val="single" w:color="BFBFBF" w:sz="4"/>
+              <w:left w:val="single" w:color="BFBFBF" w:sz="4"/>
+              <w:bottom w:val="single" w:color="BFBFBF" w:sz="4"/>
+              <w:right w:val="single" w:color="BFBFBF" w:sz="4"/>
+            </w:tcBorders>
+            <w:tcMar>
+              <w:top w:type="dxa" w:w="60"/>
+              <w:left w:type="dxa" w:w="110"/>
+              <w:bottom w:type="dxa" w:w="60"/>
+              <w:right w:type="dxa" w:w="110"/>
+            </w:tcMar>
+          </w:tcPr>
+          <w:p>
+            <w:pPr>
+              <w:spacing w:after="0"/>
+            </w:pPr>
+            <w:r>
+              <w:rPr>
+                <w:b/>
+                <w:bCs/>
+                <w:sz w:val="19"/>
+                <w:szCs w:val="19"/>
+              </w:rPr>
+              <w:t xml:space="preserve">P2b 再评</w:t>
+            </w:r>
+          </w:p>
+        </w:tc>
+        <w:tc>
+          <w:tcPr>
+            <w:tcW w:type="dxa" w:w="4000"/>
+            <w:tcBorders>
+              <w:top w:val="single" w:color="BFBFBF" w:sz="4"/>
+              <w:left w:val="single" w:color="BFBFBF" w:sz="4"/>
+              <w:bottom w:val="single" w:color="BFBFBF" w:sz="4"/>
+              <w:right w:val="single" w:color="BFBFBF" w:sz="4"/>
+            </w:tcBorders>
+            <w:tcMar>
+              <w:top w:type="dxa" w:w="60"/>
+              <w:left w:type="dxa" w:w="110"/>
+              <w:bottom w:type="dxa" w:w="60"/>
+              <w:right w:type="dxa" w:w="110"/>
+            </w:tcMar>
+          </w:tcPr>
+          <w:p>
+            <w:pPr>
+              <w:spacing w:after="0"/>
+            </w:pPr>
+            <w:r>
+              <w:rPr>
+                <w:b w:val="false"/>
+                <w:bCs w:val="false"/>
+                <w:sz w:val="19"/>
+                <w:szCs w:val="19"/>
+              </w:rPr>
+              <w:t xml:space="preserve">推理臂：AI 的【推理过程】；控制臂：无新信息</w:t>
+            </w:r>
+          </w:p>
+        </w:tc>
+        <w:tc>
+          <w:tcPr>
+            <w:tcW w:type="dxa" w:w="3660"/>
+            <w:tcBorders>
+              <w:top w:val="single" w:color="BFBFBF" w:sz="4"/>
+              <w:left w:val="single" w:color="BFBFBF" w:sz="4"/>
+              <w:bottom w:val="single" w:color="BFBFBF" w:sz="4"/>
+              <w:right w:val="single" w:color="BFBFBF" w:sz="4"/>
+            </w:tcBorders>
+            <w:tcMar>
+              <w:top w:type="dxa" w:w="60"/>
+              <w:left w:type="dxa" w:w="110"/>
+              <w:bottom w:type="dxa" w:w="60"/>
+              <w:right w:type="dxa" w:w="110"/>
+            </w:tcMar>
+          </w:tcPr>
+          <w:p>
+            <w:pPr>
+              <w:spacing w:after="0"/>
+            </w:pPr>
+            <w:r>
+              <w:rPr>
+                <w:b w:val="false"/>
+                <w:bCs w:val="false"/>
+                <w:sz w:val="19"/>
+                <w:szCs w:val="19"/>
+              </w:rPr>
+              <w:t xml:space="preserve">再评一次自己的掌握度 ＋ 信心（＋改判说明）</w:t>
             </w:r>
           </w:p>
         </w:tc>
@@ -1170,94 +1170,94 @@
       <w:tr>
         <w:tc>
           <w:tcPr>
-            <w:tcW w:type="dxa" w:w="1500"/>
-            <w:tcBorders>
-              <w:top w:val="single" w:color="BFBFBF" w:sz="4"/>
-              <w:left w:val="single" w:color="BFBFBF" w:sz="4"/>
-              <w:bottom w:val="single" w:color="BFBFBF" w:sz="4"/>
-              <w:right w:val="single" w:color="BFBFBF" w:sz="4"/>
-            </w:tcBorders>
-            <w:tcMar>
-              <w:top w:type="dxa" w:w="60"/>
-              <w:left w:type="dxa" w:w="110"/>
-              <w:bottom w:type="dxa" w:w="60"/>
-              <w:right w:type="dxa" w:w="110"/>
-            </w:tcMar>
-          </w:tcPr>
-          <w:p>
-            <w:pPr>
-              <w:spacing w:after="0"/>
-            </w:pPr>
-            <w:r>
-              <w:rPr>
-                <w:b w:val="false"/>
-                <w:bCs w:val="false"/>
-                <w:sz w:val="19"/>
-                <w:szCs w:val="19"/>
-              </w:rPr>
-              <w:t xml:space="preserve">步骤 4　评回答</w:t>
-            </w:r>
-          </w:p>
-        </w:tc>
-        <w:tc>
-          <w:tcPr>
-            <w:tcW w:type="dxa" w:w="4100"/>
-            <w:tcBorders>
-              <w:top w:val="single" w:color="BFBFBF" w:sz="4"/>
-              <w:left w:val="single" w:color="BFBFBF" w:sz="4"/>
-              <w:bottom w:val="single" w:color="BFBFBF" w:sz="4"/>
-              <w:right w:val="single" w:color="BFBFBF" w:sz="4"/>
-            </w:tcBorders>
-            <w:tcMar>
-              <w:top w:type="dxa" w:w="60"/>
-              <w:left w:type="dxa" w:w="110"/>
-              <w:bottom w:type="dxa" w:w="60"/>
-              <w:right w:type="dxa" w:w="110"/>
-            </w:tcMar>
-          </w:tcPr>
-          <w:p>
-            <w:pPr>
-              <w:spacing w:after="0"/>
-            </w:pPr>
-            <w:r>
-              <w:rPr>
-                <w:b w:val="false"/>
-                <w:bCs w:val="false"/>
-                <w:sz w:val="19"/>
-                <w:szCs w:val="19"/>
-              </w:rPr>
-              <w:t xml:space="preserve">学生对该追问的回答</w:t>
-            </w:r>
-          </w:p>
-        </w:tc>
-        <w:tc>
-          <w:tcPr>
-            <w:tcW w:type="dxa" w:w="3760"/>
-            <w:tcBorders>
-              <w:top w:val="single" w:color="BFBFBF" w:sz="4"/>
-              <w:left w:val="single" w:color="BFBFBF" w:sz="4"/>
-              <w:bottom w:val="single" w:color="BFBFBF" w:sz="4"/>
-              <w:right w:val="single" w:color="BFBFBF" w:sz="4"/>
-            </w:tcBorders>
-            <w:tcMar>
-              <w:top w:type="dxa" w:w="60"/>
-              <w:left w:type="dxa" w:w="110"/>
-              <w:bottom w:type="dxa" w:w="60"/>
-              <w:right w:type="dxa" w:w="110"/>
-            </w:tcMar>
-          </w:tcPr>
-          <w:p>
-            <w:pPr>
-              <w:spacing w:after="0"/>
-            </w:pPr>
-            <w:r>
-              <w:rPr>
-                <w:b w:val="false"/>
-                <w:bCs w:val="false"/>
-                <w:sz w:val="19"/>
-                <w:szCs w:val="19"/>
-              </w:rPr>
-              <w:t xml:space="preserve">是否真诚 / 推理层级 / 深度</w:t>
+            <w:tcW w:type="dxa" w:w="1700"/>
+            <w:tcBorders>
+              <w:top w:val="single" w:color="BFBFBF" w:sz="4"/>
+              <w:left w:val="single" w:color="BFBFBF" w:sz="4"/>
+              <w:bottom w:val="single" w:color="BFBFBF" w:sz="4"/>
+              <w:right w:val="single" w:color="BFBFBF" w:sz="4"/>
+            </w:tcBorders>
+            <w:tcMar>
+              <w:top w:type="dxa" w:w="60"/>
+              <w:left w:type="dxa" w:w="110"/>
+              <w:bottom w:type="dxa" w:w="60"/>
+              <w:right w:type="dxa" w:w="110"/>
+            </w:tcMar>
+          </w:tcPr>
+          <w:p>
+            <w:pPr>
+              <w:spacing w:after="0"/>
+            </w:pPr>
+            <w:r>
+              <w:rPr>
+                <w:b/>
+                <w:bCs/>
+                <w:sz w:val="19"/>
+                <w:szCs w:val="19"/>
+              </w:rPr>
+              <w:t xml:space="preserve">P3 评 AI 质量</w:t>
+            </w:r>
+          </w:p>
+        </w:tc>
+        <w:tc>
+          <w:tcPr>
+            <w:tcW w:type="dxa" w:w="4000"/>
+            <w:tcBorders>
+              <w:top w:val="single" w:color="BFBFBF" w:sz="4"/>
+              <w:left w:val="single" w:color="BFBFBF" w:sz="4"/>
+              <w:bottom w:val="single" w:color="BFBFBF" w:sz="4"/>
+              <w:right w:val="single" w:color="BFBFBF" w:sz="4"/>
+            </w:tcBorders>
+            <w:tcMar>
+              <w:top w:type="dxa" w:w="60"/>
+              <w:left w:type="dxa" w:w="110"/>
+              <w:bottom w:type="dxa" w:w="60"/>
+              <w:right w:type="dxa" w:w="110"/>
+            </w:tcMar>
+          </w:tcPr>
+          <w:p>
+            <w:pPr>
+              <w:spacing w:after="0"/>
+            </w:pPr>
+            <w:r>
+              <w:rPr>
+                <w:b w:val="false"/>
+                <w:bCs w:val="false"/>
+                <w:sz w:val="19"/>
+                <w:szCs w:val="19"/>
+              </w:rPr>
+              <w:t xml:space="preserve">AI 追问 ＋ 学生回答</w:t>
+            </w:r>
+          </w:p>
+        </w:tc>
+        <w:tc>
+          <w:tcPr>
+            <w:tcW w:type="dxa" w:w="3660"/>
+            <w:tcBorders>
+              <w:top w:val="single" w:color="BFBFBF" w:sz="4"/>
+              <w:left w:val="single" w:color="BFBFBF" w:sz="4"/>
+              <w:bottom w:val="single" w:color="BFBFBF" w:sz="4"/>
+              <w:right w:val="single" w:color="BFBFBF" w:sz="4"/>
+            </w:tcBorders>
+            <w:tcMar>
+              <w:top w:type="dxa" w:w="60"/>
+              <w:left w:type="dxa" w:w="110"/>
+              <w:bottom w:type="dxa" w:w="60"/>
+              <w:right w:type="dxa" w:w="110"/>
+            </w:tcMar>
+          </w:tcPr>
+          <w:p>
+            <w:pPr>
+              <w:spacing w:after="0"/>
+            </w:pPr>
+            <w:r>
+              <w:rPr>
+                <w:b w:val="false"/>
+                <w:bCs w:val="false"/>
+                <w:sz w:val="19"/>
+                <w:szCs w:val="19"/>
+              </w:rPr>
+              <w:t xml:space="preserve">诊断 groundedness/有用性、追问、学生 ICAP 等（下面步骤 2–5）</w:t>
             </w:r>
           </w:p>
         </w:tc>
@@ -1265,102 +1265,7 @@
       <w:tr>
         <w:tc>
           <w:tcPr>
-            <w:tcW w:type="dxa" w:w="1500"/>
-            <w:tcBorders>
-              <w:top w:val="single" w:color="BFBFBF" w:sz="4"/>
-              <w:left w:val="single" w:color="BFBFBF" w:sz="4"/>
-              <w:bottom w:val="single" w:color="BFBFBF" w:sz="4"/>
-              <w:right w:val="single" w:color="BFBFBF" w:sz="4"/>
-            </w:tcBorders>
-            <w:tcMar>
-              <w:top w:type="dxa" w:w="60"/>
-              <w:left w:type="dxa" w:w="110"/>
-              <w:bottom w:type="dxa" w:w="60"/>
-              <w:right w:type="dxa" w:w="110"/>
-            </w:tcMar>
-          </w:tcPr>
-          <w:p>
-            <w:pPr>
-              <w:spacing w:after="0"/>
-            </w:pPr>
-            <w:r>
-              <w:rPr>
-                <w:b w:val="false"/>
-                <w:bCs w:val="false"/>
-                <w:sz w:val="19"/>
-                <w:szCs w:val="19"/>
-              </w:rPr>
-              <w:t xml:space="preserve">步骤 5　整轮</w:t>
-            </w:r>
-          </w:p>
-        </w:tc>
-        <w:tc>
-          <w:tcPr>
-            <w:tcW w:type="dxa" w:w="4100"/>
-            <w:tcBorders>
-              <w:top w:val="single" w:color="BFBFBF" w:sz="4"/>
-              <w:left w:val="single" w:color="BFBFBF" w:sz="4"/>
-              <w:bottom w:val="single" w:color="BFBFBF" w:sz="4"/>
-              <w:right w:val="single" w:color="BFBFBF" w:sz="4"/>
-            </w:tcBorders>
-            <w:tcMar>
-              <w:top w:type="dxa" w:w="60"/>
-              <w:left w:type="dxa" w:w="110"/>
-              <w:bottom w:type="dxa" w:w="60"/>
-              <w:right w:type="dxa" w:w="110"/>
-            </w:tcMar>
-          </w:tcPr>
-          <w:p>
-            <w:pPr>
-              <w:spacing w:after="0"/>
-            </w:pPr>
-            <w:r>
-              <w:rPr>
-                <w:b w:val="false"/>
-                <w:bCs w:val="false"/>
-                <w:sz w:val="19"/>
-                <w:szCs w:val="19"/>
-              </w:rPr>
-              <w:t xml:space="preserve">本轮全部内容</w:t>
-            </w:r>
-          </w:p>
-        </w:tc>
-        <w:tc>
-          <w:tcPr>
-            <w:tcW w:type="dxa" w:w="3760"/>
-            <w:tcBorders>
-              <w:top w:val="single" w:color="BFBFBF" w:sz="4"/>
-              <w:left w:val="single" w:color="BFBFBF" w:sz="4"/>
-              <w:bottom w:val="single" w:color="BFBFBF" w:sz="4"/>
-              <w:right w:val="single" w:color="BFBFBF" w:sz="4"/>
-            </w:tcBorders>
-            <w:tcMar>
-              <w:top w:type="dxa" w:w="60"/>
-              <w:left w:type="dxa" w:w="110"/>
-              <w:bottom w:type="dxa" w:w="60"/>
-              <w:right w:type="dxa" w:w="110"/>
-            </w:tcMar>
-          </w:tcPr>
-          <w:p>
-            <w:pPr>
-              <w:spacing w:after="0"/>
-            </w:pPr>
-            <w:r>
-              <w:rPr>
-                <w:b w:val="false"/>
-                <w:bCs w:val="false"/>
-                <w:sz w:val="19"/>
-                <w:szCs w:val="19"/>
-              </w:rPr>
-              <w:t xml:space="preserve">是否推进了学生思考 / 难度匹配度</w:t>
-            </w:r>
-          </w:p>
-        </w:tc>
-      </w:tr>
-      <w:tr>
-        <w:tc>
-          <w:tcPr>
-            <w:tcW w:type="dxa" w:w="1500"/>
+            <w:tcW w:type="dxa" w:w="1700"/>
             <w:tcBorders>
               <w:top w:val="single" w:color="BFBFBF" w:sz="4"/>
               <w:left w:val="single" w:color="BFBFBF" w:sz="4"/>
@@ -1385,69 +1290,69 @@
                 <w:sz w:val="19"/>
                 <w:szCs w:val="19"/>
               </w:rPr>
-              <w:t xml:space="preserve">步骤 6　推理审计</w:t>
-            </w:r>
-          </w:p>
-        </w:tc>
-        <w:tc>
-          <w:tcPr>
-            <w:tcW w:type="dxa" w:w="4100"/>
-            <w:tcBorders>
-              <w:top w:val="single" w:color="BFBFBF" w:sz="4"/>
-              <w:left w:val="single" w:color="BFBFBF" w:sz="4"/>
-              <w:bottom w:val="single" w:color="BFBFBF" w:sz="4"/>
-              <w:right w:val="single" w:color="BFBFBF" w:sz="4"/>
-            </w:tcBorders>
-            <w:tcMar>
-              <w:top w:type="dxa" w:w="60"/>
-              <w:left w:type="dxa" w:w="110"/>
-              <w:bottom w:type="dxa" w:w="60"/>
-              <w:right w:type="dxa" w:w="110"/>
-            </w:tcMar>
-          </w:tcPr>
-          <w:p>
-            <w:pPr>
-              <w:spacing w:after="0"/>
-            </w:pPr>
-            <w:r>
-              <w:rPr>
-                <w:b w:val="false"/>
-                <w:bCs w:val="false"/>
-                <w:sz w:val="19"/>
-                <w:szCs w:val="19"/>
-              </w:rPr>
-              <w:t xml:space="preserve">AI 的“推理过程”文字（仅抽取的部分记录，放最后做）</w:t>
-            </w:r>
-          </w:p>
-        </w:tc>
-        <w:tc>
-          <w:tcPr>
-            <w:tcW w:type="dxa" w:w="3760"/>
-            <w:tcBorders>
-              <w:top w:val="single" w:color="BFBFBF" w:sz="4"/>
-              <w:left w:val="single" w:color="BFBFBF" w:sz="4"/>
-              <w:bottom w:val="single" w:color="BFBFBF" w:sz="4"/>
-              <w:right w:val="single" w:color="BFBFBF" w:sz="4"/>
-            </w:tcBorders>
-            <w:tcMar>
-              <w:top w:type="dxa" w:w="60"/>
-              <w:left w:type="dxa" w:w="110"/>
-              <w:bottom w:type="dxa" w:w="60"/>
-              <w:right w:type="dxa" w:w="110"/>
-            </w:tcMar>
-          </w:tcPr>
-          <w:p>
-            <w:pPr>
-              <w:spacing w:after="0"/>
-            </w:pPr>
-            <w:r>
-              <w:rPr>
-                <w:b w:val="false"/>
-                <w:bCs w:val="false"/>
-                <w:sz w:val="19"/>
-                <w:szCs w:val="19"/>
-              </w:rPr>
-              <w:t xml:space="preserve">逻辑是否成立 / 是否支撑结论 / 有无捏造</w:t>
+              <w:t xml:space="preserve">推理审计</w:t>
+            </w:r>
+          </w:p>
+        </w:tc>
+        <w:tc>
+          <w:tcPr>
+            <w:tcW w:type="dxa" w:w="4000"/>
+            <w:tcBorders>
+              <w:top w:val="single" w:color="BFBFBF" w:sz="4"/>
+              <w:left w:val="single" w:color="BFBFBF" w:sz="4"/>
+              <w:bottom w:val="single" w:color="BFBFBF" w:sz="4"/>
+              <w:right w:val="single" w:color="BFBFBF" w:sz="4"/>
+            </w:tcBorders>
+            <w:tcMar>
+              <w:top w:type="dxa" w:w="60"/>
+              <w:left w:type="dxa" w:w="110"/>
+              <w:bottom w:type="dxa" w:w="60"/>
+              <w:right w:type="dxa" w:w="110"/>
+            </w:tcMar>
+          </w:tcPr>
+          <w:p>
+            <w:pPr>
+              <w:spacing w:after="0"/>
+            </w:pPr>
+            <w:r>
+              <w:rPr>
+                <w:b w:val="false"/>
+                <w:bCs w:val="false"/>
+                <w:sz w:val="19"/>
+                <w:szCs w:val="19"/>
+              </w:rPr>
+              <w:t xml:space="preserve">AI 的“推理过程”文字（仅推理臂、放最后做）</w:t>
+            </w:r>
+          </w:p>
+        </w:tc>
+        <w:tc>
+          <w:tcPr>
+            <w:tcW w:type="dxa" w:w="3660"/>
+            <w:tcBorders>
+              <w:top w:val="single" w:color="BFBFBF" w:sz="4"/>
+              <w:left w:val="single" w:color="BFBFBF" w:sz="4"/>
+              <w:bottom w:val="single" w:color="BFBFBF" w:sz="4"/>
+              <w:right w:val="single" w:color="BFBFBF" w:sz="4"/>
+            </w:tcBorders>
+            <w:tcMar>
+              <w:top w:type="dxa" w:w="60"/>
+              <w:left w:type="dxa" w:w="110"/>
+              <w:bottom w:type="dxa" w:w="60"/>
+              <w:right w:type="dxa" w:w="110"/>
+            </w:tcMar>
+          </w:tcPr>
+          <w:p>
+            <w:pPr>
+              <w:spacing w:after="0"/>
+            </w:pPr>
+            <w:r>
+              <w:rPr>
+                <w:b w:val="false"/>
+                <w:bCs w:val="false"/>
+                <w:sz w:val="19"/>
+                <w:szCs w:val="19"/>
+              </w:rPr>
+              <w:t xml:space="preserve">逻辑 / faithfulness / 有无捏造</w:t>
             </w:r>
           </w:p>
         </w:tc>
@@ -1467,7 +1372,7 @@
           <w:sz w:val="22"/>
           <w:szCs w:val="22"/>
         </w:rPr>
-        <w:t xml:space="preserve">说明：步骤 6 单独放在最后，是因为提前看到 AI 那段流畅的“推理”会影响您在步骤 2–5 的判断。</w:t>
+        <w:t xml:space="preserve">关键顺序：先 P1 盲评，再揭示 AI 结论(P2a)，再揭示推理或控制(P2b)，最后才评 AI 质量(P3)。「臂」列标明本行是推理臂还是控制臂——控制臂在 P2b 不看新信息、只是再评一次，用于量化“再看一遍”的漂移。下方“步骤 2–5”即 P3 的细项。</w:t>
       </w:r>
     </w:p>
     <w:p>
@@ -1488,7 +1393,7 @@
         <w:pStyle w:val="Heading3"/>
       </w:pPr>
       <w:r>
-        <w:t xml:space="preserve">步骤 1　盲诊（看不到 AI）</w:t>
+        <w:t xml:space="preserve">P1　盲评（看不到 AI）</w:t>
       </w:r>
     </w:p>
     <w:p>
@@ -1857,7 +1762,7 @@
     </w:tbl>
     <w:p>
       <w:pPr>
-        <w:spacing w:after="160" w:before="80"/>
+        <w:spacing w:after="60" w:before="80"/>
       </w:pPr>
       <w:r>
         <w:rPr>
@@ -1873,10 +1778,83 @@
     </w:p>
     <w:p>
       <w:pPr>
+        <w:spacing w:after="160" w:before="0"/>
+      </w:pPr>
+      <w:r>
+        <w:rPr>
+          <w:b w:val="false"/>
+          <w:bCs w:val="false"/>
+          <w:i w:val="false"/>
+          <w:iCs w:val="false"/>
+          <w:sz w:val="22"/>
+          <w:szCs w:val="22"/>
+        </w:rPr>
+        <w:t xml:space="preserve">1c　信心（1–5）：您对上面这个盲诊有多确信。5＝非常确信。</w:t>
+      </w:r>
+    </w:p>
+    <w:p>
+      <w:pPr>
         <w:pStyle w:val="Heading3"/>
       </w:pPr>
       <w:r>
-        <w:t xml:space="preserve">步骤 2　评 AI 诊断</w:t>
+        <w:t xml:space="preserve">P2a / P2b　看 AI 后重评（含臂）</w:t>
+      </w:r>
+    </w:p>
+    <w:p>
+      <w:pPr>
+        <w:spacing w:after="60" w:before="0"/>
+      </w:pPr>
+      <w:r>
+        <w:rPr>
+          <w:b w:val="false"/>
+          <w:bCs w:val="false"/>
+          <w:i w:val="false"/>
+          <w:iCs w:val="false"/>
+          <w:sz w:val="22"/>
+          <w:szCs w:val="22"/>
+        </w:rPr>
+        <w:t xml:space="preserve">P2a　揭示 AI 的诊断【结论】后，请【重新】给出您对每条目标的掌握度（3/2/1/0，可同可改）＋ 信心（1–5）。</w:t>
+      </w:r>
+    </w:p>
+    <w:p>
+      <w:pPr>
+        <w:spacing w:after="60" w:before="0"/>
+      </w:pPr>
+      <w:r>
+        <w:rPr>
+          <w:b w:val="false"/>
+          <w:bCs w:val="false"/>
+          <w:i w:val="false"/>
+          <w:iCs w:val="false"/>
+          <w:sz w:val="22"/>
+          <w:szCs w:val="22"/>
+        </w:rPr>
+        <w:t xml:space="preserve">P2b　按本行「臂」：推理臂＝看完 AI 的【推理过程】后再评一次掌握度 ＋ 信心；控制臂＝不看任何新信息，直接再评一次掌握度 ＋ 信心。若改了，请在“改判说明”里写为什么、依据 AI 哪句话。</w:t>
+      </w:r>
+    </w:p>
+    <w:p>
+      <w:pPr>
+        <w:spacing w:after="160" w:before="0"/>
+      </w:pPr>
+      <w:r>
+        <w:rPr>
+          <w:b w:val="false"/>
+          <w:bCs w:val="false"/>
+          <w:i/>
+          <w:iCs/>
+          <w:color w:val="555555"/>
+          <w:sz w:val="22"/>
+          <w:szCs w:val="22"/>
+        </w:rPr>
+        <w:t xml:space="preserve">为什么要再评两次：P2a 量“只给结论”能推动您多少，P2b 量“再加推理”额外推动多少；控制臂用来扣掉“单纯再看一遍”的漂移，才能把变化干净地归因到推理。</w:t>
+      </w:r>
+    </w:p>
+    <w:p>
+      <w:pPr>
+        <w:pStyle w:val="Heading3"/>
+      </w:pPr>
+      <w:r>
+        <w:t xml:space="preserve">步骤 2　评 AI 诊断（P3）</w:t>
       </w:r>
     </w:p>
     <w:p>
@@ -7769,12 +7747,12 @@
             </w:pPr>
             <w:r>
               <w:rPr>
-                <w:b w:val="false"/>
-                <w:bCs w:val="false"/>
-                <w:sz w:val="19"/>
-                <w:szCs w:val="19"/>
-              </w:rPr>
-              <w:t xml:space="preserve">（可选）实验操纵</w:t>
+                <w:b/>
+                <w:bCs/>
+                <w:sz w:val="19"/>
+                <w:szCs w:val="19"/>
+              </w:rPr>
+              <w:t xml:space="preserve">实验操纵（已内置）</w:t>
             </w:r>
           </w:p>
         </w:tc>
@@ -7805,7 +7783,7 @@
                 <w:sz w:val="19"/>
                 <w:szCs w:val="19"/>
               </w:rPr>
-              <w:t xml:space="preserve">步骤 6 的推理轨迹“显/隐”随机化，挂在步骤 2 上</w:t>
+              <w:t xml:space="preserve">P2b 两臂：推理臂 vs 控制臂（同条目跨教师配平）</w:t>
             </w:r>
           </w:p>
         </w:tc>
@@ -7836,7 +7814,7 @@
                 <w:sz w:val="19"/>
                 <w:szCs w:val="19"/>
               </w:rPr>
-              <w:t xml:space="preserve">把描述性研究升级成有受控交互发现（RQ3）。</w:t>
+              <w:t xml:space="preserve">净推理效应 = 推理臂−控制臂（diff-in-diff），受控交互发现（RQ3/RQ6）。</w:t>
             </w:r>
           </w:p>
         </w:tc>
